--- a/deliverables/SWR-002_Use Case 명세서.docx
+++ b/deliverables/SWR-002_Use Case 명세서.docx
@@ -8,7 +8,7 @@
         <w:jc w:val="left"/>
       </w:pPr>
       <w:r>
-        <w:t>TPL-SWE1-002_Use Case 명세서 템플릿</w:t>
+        <w:t>SWR-002_Use Case 명세서</w:t>
       </w:r>
     </w:p>
     <w:p>
@@ -175,13 +175,7 @@
           </w:tcPr>
           <w:p>
             <w:r>
-              <w:rPr>
-                <w:rFonts w:ascii="맑은 고딕" w:hAnsi="맑은 고딕" w:eastAsia="맑은 고딕"/>
-                <w:b w:val="0"/>
-                <w:i w:val="0"/>
-                <w:color w:val="000000"/>
-                <w:sz w:val="19"/>
-              </w:rPr>
+              <w:t>전자식 차일드락 제어 SW (OEM-A 가상 프로젝트, Phase 1)</w:t>
             </w:r>
           </w:p>
         </w:tc>
@@ -225,13 +219,7 @@
           </w:tcPr>
           <w:p>
             <w:r>
-              <w:rPr>
-                <w:rFonts w:ascii="맑은 고딕" w:hAnsi="맑은 고딕" w:eastAsia="맑은 고딕"/>
-                <w:b w:val="0"/>
-                <w:i w:val="0"/>
-                <w:color w:val="000000"/>
-                <w:sz w:val="19"/>
-              </w:rPr>
+              <w:t>SWR-002_Use Case 명세서</w:t>
             </w:r>
           </w:p>
         </w:tc>
@@ -275,13 +263,7 @@
           </w:tcPr>
           <w:p>
             <w:r>
-              <w:rPr>
-                <w:rFonts w:ascii="맑은 고딕" w:hAnsi="맑은 고딕" w:eastAsia="맑은 고딕"/>
-                <w:b w:val="0"/>
-                <w:i w:val="0"/>
-                <w:color w:val="000000"/>
-                <w:sz w:val="19"/>
-              </w:rPr>
+              <w:t>0.1 (Phase 1 초안)</w:t>
             </w:r>
           </w:p>
         </w:tc>
@@ -325,13 +307,7 @@
           </w:tcPr>
           <w:p>
             <w:r>
-              <w:rPr>
-                <w:rFonts w:ascii="맑은 고딕" w:hAnsi="맑은 고딕" w:eastAsia="맑은 고딕"/>
-                <w:b w:val="0"/>
-                <w:i w:val="0"/>
-                <w:color w:val="000000"/>
-                <w:sz w:val="19"/>
-              </w:rPr>
+              <w:t>작성: requirements-analyst(Claude Code) / 검토: 사용자 검토 대기</w:t>
             </w:r>
           </w:p>
         </w:tc>
@@ -535,76 +511,51 @@
         <w:tc>
           <w:tcPr>
             <w:tcW w:type="dxa" w:w="1972"/>
-            <w:vAlign w:val="center"/>
-            <w:tcMar>
-              <w:top w:w="90" w:type="dxa"/>
-              <w:start w:w="110" w:type="dxa"/>
-              <w:bottom w:w="90" w:type="dxa"/>
-              <w:end w:w="110" w:type="dxa"/>
-            </w:tcMar>
           </w:tcPr>
           <w:p>
-            <w:r/>
+            <w:r>
+              <w:t>0.1</w:t>
+            </w:r>
           </w:p>
         </w:tc>
         <w:tc>
           <w:tcPr>
             <w:tcW w:type="dxa" w:w="1972"/>
-            <w:vAlign w:val="center"/>
-            <w:tcMar>
-              <w:top w:w="90" w:type="dxa"/>
-              <w:start w:w="110" w:type="dxa"/>
-              <w:bottom w:w="90" w:type="dxa"/>
-              <w:end w:w="110" w:type="dxa"/>
-            </w:tcMar>
           </w:tcPr>
           <w:p>
-            <w:r/>
+            <w:r>
+              <w:t>2026-09-18</w:t>
+            </w:r>
           </w:p>
         </w:tc>
         <w:tc>
           <w:tcPr>
             <w:tcW w:type="dxa" w:w="1972"/>
-            <w:vAlign w:val="center"/>
-            <w:tcMar>
-              <w:top w:w="90" w:type="dxa"/>
-              <w:start w:w="110" w:type="dxa"/>
-              <w:bottom w:w="90" w:type="dxa"/>
-              <w:end w:w="110" w:type="dxa"/>
-            </w:tcMar>
           </w:tcPr>
           <w:p>
-            <w:r/>
+            <w:r>
+              <w:t>requirements-analyst(AI)</w:t>
+            </w:r>
           </w:p>
         </w:tc>
         <w:tc>
           <w:tcPr>
             <w:tcW w:type="dxa" w:w="1972"/>
-            <w:vAlign w:val="center"/>
-            <w:tcMar>
-              <w:top w:w="90" w:type="dxa"/>
-              <w:start w:w="110" w:type="dxa"/>
-              <w:bottom w:w="90" w:type="dxa"/>
-              <w:end w:w="110" w:type="dxa"/>
-            </w:tcMar>
           </w:tcPr>
           <w:p>
-            <w:r/>
+            <w:r>
+              <w:t>Phase 1 안전 핵심 로직 Use Case 4건 초안 작성</w:t>
+            </w:r>
           </w:p>
         </w:tc>
         <w:tc>
           <w:tcPr>
             <w:tcW w:type="dxa" w:w="1972"/>
-            <w:vAlign w:val="center"/>
-            <w:tcMar>
-              <w:top w:w="90" w:type="dxa"/>
-              <w:start w:w="110" w:type="dxa"/>
-              <w:bottom w:w="90" w:type="dxa"/>
-              <w:end w:w="110" w:type="dxa"/>
-            </w:tcMar>
           </w:tcPr>
           <w:p>
-            <w:r/>
+            <w:r>
+              <w:t>사용자 검토 대기</w:t>
+            </w:r>
           </w:p>
         </w:tc>
       </w:tr>
@@ -762,76 +713,103 @@
         <w:tc>
           <w:tcPr>
             <w:tcW w:type="dxa" w:w="1972"/>
-            <w:vAlign w:val="center"/>
-            <w:tcMar>
-              <w:top w:w="90" w:type="dxa"/>
-              <w:start w:w="110" w:type="dxa"/>
-              <w:bottom w:w="90" w:type="dxa"/>
-              <w:end w:w="110" w:type="dxa"/>
-            </w:tcMar>
           </w:tcPr>
           <w:p>
-            <w:r/>
+            <w:r>
+              <w:t>작성</w:t>
+            </w:r>
           </w:p>
         </w:tc>
         <w:tc>
           <w:tcPr>
             <w:tcW w:type="dxa" w:w="1972"/>
-            <w:vAlign w:val="center"/>
-            <w:tcMar>
-              <w:top w:w="90" w:type="dxa"/>
-              <w:start w:w="110" w:type="dxa"/>
-              <w:bottom w:w="90" w:type="dxa"/>
-              <w:end w:w="110" w:type="dxa"/>
-            </w:tcMar>
           </w:tcPr>
           <w:p>
-            <w:r/>
+            <w:r>
+              <w:t>requirements-analyst 서브에이전트</w:t>
+            </w:r>
           </w:p>
         </w:tc>
         <w:tc>
           <w:tcPr>
             <w:tcW w:type="dxa" w:w="1972"/>
-            <w:vAlign w:val="center"/>
-            <w:tcMar>
-              <w:top w:w="90" w:type="dxa"/>
-              <w:start w:w="110" w:type="dxa"/>
-              <w:bottom w:w="90" w:type="dxa"/>
-              <w:end w:w="110" w:type="dxa"/>
-            </w:tcMar>
           </w:tcPr>
           <w:p>
-            <w:r/>
+            <w:r>
+              <w:t>완료</w:t>
+            </w:r>
           </w:p>
         </w:tc>
         <w:tc>
           <w:tcPr>
             <w:tcW w:type="dxa" w:w="1972"/>
-            <w:vAlign w:val="center"/>
-            <w:tcMar>
-              <w:top w:w="90" w:type="dxa"/>
-              <w:start w:w="110" w:type="dxa"/>
-              <w:bottom w:w="90" w:type="dxa"/>
-              <w:end w:w="110" w:type="dxa"/>
-            </w:tcMar>
           </w:tcPr>
           <w:p>
-            <w:r/>
+            <w:r>
+              <w:t>2026-09-18</w:t>
+            </w:r>
           </w:p>
         </w:tc>
         <w:tc>
           <w:tcPr>
             <w:tcW w:type="dxa" w:w="1972"/>
-            <w:vAlign w:val="center"/>
-            <w:tcMar>
-              <w:top w:w="90" w:type="dxa"/>
-              <w:start w:w="110" w:type="dxa"/>
-              <w:bottom w:w="90" w:type="dxa"/>
-              <w:end w:w="110" w:type="dxa"/>
-            </w:tcMar>
           </w:tcPr>
           <w:p>
-            <w:r/>
+            <w:r>
+              <w:t>본 문서 v0.1</w:t>
+            </w:r>
+          </w:p>
+        </w:tc>
+      </w:tr>
+      <w:tr>
+        <w:tc>
+          <w:tcPr>
+            <w:tcW w:type="dxa" w:w="1972"/>
+          </w:tcPr>
+          <w:p>
+            <w:r>
+              <w:t>기술 검토</w:t>
+            </w:r>
+          </w:p>
+        </w:tc>
+        <w:tc>
+          <w:tcPr>
+            <w:tcW w:type="dxa" w:w="1972"/>
+          </w:tcPr>
+          <w:p>
+            <w:r>
+              <w:t>사용자(프로젝트 책임자)</w:t>
+            </w:r>
+          </w:p>
+        </w:tc>
+        <w:tc>
+          <w:tcPr>
+            <w:tcW w:type="dxa" w:w="1972"/>
+          </w:tcPr>
+          <w:p>
+            <w:r>
+              <w:t>대기</w:t>
+            </w:r>
+          </w:p>
+        </w:tc>
+        <w:tc>
+          <w:tcPr>
+            <w:tcW w:type="dxa" w:w="1972"/>
+          </w:tcPr>
+          <w:p>
+            <w:r>
+              <w:t>-</w:t>
+            </w:r>
+          </w:p>
+        </w:tc>
+        <w:tc>
+          <w:tcPr>
+            <w:tcW w:type="dxa" w:w="1972"/>
+          </w:tcPr>
+          <w:p>
+            <w:r>
+              <w:t>-</w:t>
+            </w:r>
           </w:p>
         </w:tc>
       </w:tr>
@@ -898,14 +876,7 @@
         <w:ind w:left="198" w:right="113"/>
       </w:pPr>
       <w:r>
-        <w:rPr>
-          <w:rFonts w:ascii="맑은 고딕" w:hAnsi="맑은 고딕" w:eastAsia="맑은 고딕"/>
-          <w:b w:val="0"/>
-          <w:i/>
-          <w:color w:val="595959"/>
-          <w:sz w:val="19"/>
-        </w:rPr>
-        <w:t>작성 안내: 문서가 지원하는 개발 또는 검증 활동과 기대 결과를 기술한다.</w:t>
+        <w:t>SWR-001 4.2절의 안전 관련 SW 요구사항이 어떤 외부 신호(Vehicle)에 반응해 어떤 흐름으로 처리되는지 시나리오 형태로 구체화하여, 상세설계·시험 케이스 설계의 근거로 삼는다.</w:t>
       </w:r>
     </w:p>
     <w:p>
@@ -922,14 +893,7 @@
         <w:ind w:left="198" w:right="113"/>
       </w:pPr>
       <w:r>
-        <w:rPr>
-          <w:rFonts w:ascii="맑은 고딕" w:hAnsi="맑은 고딕" w:eastAsia="맑은 고딕"/>
-          <w:b w:val="0"/>
-          <w:i/>
-          <w:color w:val="595959"/>
-          <w:sz w:val="19"/>
-        </w:rPr>
-        <w:t>작성 안내: 적용할 제품, 소프트웨어 구성요소, 생명주기 단계와 대상 조직을 명시한다.</w:t>
+        <w:t>Phase 1(OEM-SR-001~004)에서 파생된 4개 Use Case: 긴급 해제, 접근위험 잠금 유지, 입력 유효성 검증, 센서 고장 시 출력 유지. OEM-FR-001(운전자 명령) 등 사람 액터가 개입하는 Use Case는 Phase 2에서 이 문서에 추가된다.</w:t>
       </w:r>
     </w:p>
     <w:p>
@@ -946,14 +910,7 @@
         <w:ind w:left="198" w:right="113"/>
       </w:pPr>
       <w:r>
-        <w:rPr>
-          <w:rFonts w:ascii="맑은 고딕" w:hAnsi="맑은 고딕" w:eastAsia="맑은 고딕"/>
-          <w:b w:val="0"/>
-          <w:i/>
-          <w:color w:val="595959"/>
-          <w:sz w:val="19"/>
-        </w:rPr>
-        <w:t>작성 안내: 포함 범위와 제외 범위, 외부 조직이나 상위 수준 산출물과의 경계를 구분한다.</w:t>
+        <w:t>SWR-001과 동일: HIL/실차/HW/Part 3 HARA/공식 인증은 범위 밖이다.</w:t>
       </w:r>
     </w:p>
     <w:p>
@@ -970,14 +927,7 @@
         <w:ind w:left="198" w:right="113"/>
       </w:pPr>
       <w:r>
-        <w:rPr>
-          <w:rFonts w:ascii="맑은 고딕" w:hAnsi="맑은 고딕" w:eastAsia="맑은 고딕"/>
-          <w:b w:val="0"/>
-          <w:i/>
-          <w:color w:val="595959"/>
-          <w:sz w:val="19"/>
-        </w:rPr>
-        <w:t>작성 안내: 액터의 역할과 책임, 대상 시스템의 경계와 외부 시스템 관계를 기술한다.</w:t>
+        <w:t>주 액터: Vehicle(차량 시스템 — crash_status, 접근위험, sensor_fault 신호 제공). 사람 액터 없음: Phase 1은 차량 신호에 대한 자동 안전 반응만 다루며, 운전자 액터는 Phase 2(OEM-FR-001)에서 추가된다. 시스템 경계: 전자식 차일드락 제어 SW(Python 3.14, PC/SIL).</w:t>
       </w:r>
     </w:p>
     <w:p>
@@ -1004,6 +954,349 @@
         <w:t>작성 안내: Use Case ID, 명칭, 목적, 주 액터, 관련 요구사항과 우선순위를 정리한다.</w:t>
       </w:r>
     </w:p>
+    <w:tbl>
+      <w:tblPr>
+        <w:tblStyle w:val="TableGrid"/>
+        <w:tblW w:type="auto" w:w="0"/>
+        <w:tblLook w:firstColumn="1" w:firstRow="1" w:lastColumn="0" w:lastRow="0" w:noHBand="0" w:noVBand="1" w:val="04A0"/>
+      </w:tblPr>
+      <w:tblGrid>
+        <w:gridCol w:w="1643"/>
+        <w:gridCol w:w="1643"/>
+        <w:gridCol w:w="1643"/>
+        <w:gridCol w:w="1643"/>
+        <w:gridCol w:w="1643"/>
+        <w:gridCol w:w="1643"/>
+      </w:tblGrid>
+      <w:tr>
+        <w:tc>
+          <w:tcPr>
+            <w:tcW w:type="dxa" w:w="1643"/>
+          </w:tcPr>
+          <w:p>
+            <w:r>
+              <w:rPr>
+                <w:b/>
+              </w:rPr>
+              <w:t>UC ID</w:t>
+            </w:r>
+          </w:p>
+        </w:tc>
+        <w:tc>
+          <w:tcPr>
+            <w:tcW w:type="dxa" w:w="1643"/>
+          </w:tcPr>
+          <w:p>
+            <w:r>
+              <w:rPr>
+                <w:b/>
+              </w:rPr>
+              <w:t>명칭</w:t>
+            </w:r>
+          </w:p>
+        </w:tc>
+        <w:tc>
+          <w:tcPr>
+            <w:tcW w:type="dxa" w:w="1643"/>
+          </w:tcPr>
+          <w:p>
+            <w:r>
+              <w:rPr>
+                <w:b/>
+              </w:rPr>
+              <w:t>목적</w:t>
+            </w:r>
+          </w:p>
+        </w:tc>
+        <w:tc>
+          <w:tcPr>
+            <w:tcW w:type="dxa" w:w="1643"/>
+          </w:tcPr>
+          <w:p>
+            <w:r>
+              <w:rPr>
+                <w:b/>
+              </w:rPr>
+              <w:t>주 액터</w:t>
+            </w:r>
+          </w:p>
+        </w:tc>
+        <w:tc>
+          <w:tcPr>
+            <w:tcW w:type="dxa" w:w="1643"/>
+          </w:tcPr>
+          <w:p>
+            <w:r>
+              <w:rPr>
+                <w:b/>
+              </w:rPr>
+              <w:t>관련 요구사항</w:t>
+            </w:r>
+          </w:p>
+        </w:tc>
+        <w:tc>
+          <w:tcPr>
+            <w:tcW w:type="dxa" w:w="1643"/>
+          </w:tcPr>
+          <w:p>
+            <w:r>
+              <w:rPr>
+                <w:b/>
+              </w:rPr>
+              <w:t>우선순위</w:t>
+            </w:r>
+          </w:p>
+        </w:tc>
+      </w:tr>
+      <w:tr>
+        <w:tc>
+          <w:tcPr>
+            <w:tcW w:type="dxa" w:w="1643"/>
+          </w:tcPr>
+          <w:p>
+            <w:r>
+              <w:t>UC-SR001</w:t>
+            </w:r>
+          </w:p>
+        </w:tc>
+        <w:tc>
+          <w:tcPr>
+            <w:tcW w:type="dxa" w:w="1643"/>
+          </w:tcPr>
+          <w:p>
+            <w:r>
+              <w:t>충돌 시 긴급 해제</w:t>
+            </w:r>
+          </w:p>
+        </w:tc>
+        <w:tc>
+          <w:tcPr>
+            <w:tcW w:type="dxa" w:w="1643"/>
+          </w:tcPr>
+          <w:p>
+            <w:r>
+              <w:t>충돌 발생 시 탑승자 탈출을 위해 후석 도어를 해제</w:t>
+            </w:r>
+          </w:p>
+        </w:tc>
+        <w:tc>
+          <w:tcPr>
+            <w:tcW w:type="dxa" w:w="1643"/>
+          </w:tcPr>
+          <w:p>
+            <w:r>
+              <w:t>Vehicle</w:t>
+            </w:r>
+          </w:p>
+        </w:tc>
+        <w:tc>
+          <w:tcPr>
+            <w:tcW w:type="dxa" w:w="1643"/>
+          </w:tcPr>
+          <w:p>
+            <w:r>
+              <w:t>SWR-007, SWR-008</w:t>
+            </w:r>
+          </w:p>
+        </w:tc>
+        <w:tc>
+          <w:tcPr>
+            <w:tcW w:type="dxa" w:w="1643"/>
+          </w:tcPr>
+          <w:p>
+            <w:r>
+              <w:t>필수</w:t>
+            </w:r>
+          </w:p>
+        </w:tc>
+      </w:tr>
+      <w:tr>
+        <w:tc>
+          <w:tcPr>
+            <w:tcW w:type="dxa" w:w="1643"/>
+          </w:tcPr>
+          <w:p>
+            <w:r>
+              <w:t>UC-SR002</w:t>
+            </w:r>
+          </w:p>
+        </w:tc>
+        <w:tc>
+          <w:tcPr>
+            <w:tcW w:type="dxa" w:w="1643"/>
+          </w:tcPr>
+          <w:p>
+            <w:r>
+              <w:t>접근위험 도어 잠금 유지</w:t>
+            </w:r>
+          </w:p>
+        </w:tc>
+        <w:tc>
+          <w:tcPr>
+            <w:tcW w:type="dxa" w:w="1643"/>
+          </w:tcPr>
+          <w:p>
+            <w:r>
+              <w:t>후측방 접근위험 시 무단 하차로 인한 사고를 방지</w:t>
+            </w:r>
+          </w:p>
+        </w:tc>
+        <w:tc>
+          <w:tcPr>
+            <w:tcW w:type="dxa" w:w="1643"/>
+          </w:tcPr>
+          <w:p>
+            <w:r>
+              <w:t>Vehicle</w:t>
+            </w:r>
+          </w:p>
+        </w:tc>
+        <w:tc>
+          <w:tcPr>
+            <w:tcW w:type="dxa" w:w="1643"/>
+          </w:tcPr>
+          <w:p>
+            <w:r>
+              <w:t>SWR-005, SWR-006, SWR-009</w:t>
+            </w:r>
+          </w:p>
+        </w:tc>
+        <w:tc>
+          <w:tcPr>
+            <w:tcW w:type="dxa" w:w="1643"/>
+          </w:tcPr>
+          <w:p>
+            <w:r>
+              <w:t>필수</w:t>
+            </w:r>
+          </w:p>
+        </w:tc>
+      </w:tr>
+      <w:tr>
+        <w:tc>
+          <w:tcPr>
+            <w:tcW w:type="dxa" w:w="1643"/>
+          </w:tcPr>
+          <w:p>
+            <w:r>
+              <w:t>UC-SR003</w:t>
+            </w:r>
+          </w:p>
+        </w:tc>
+        <w:tc>
+          <w:tcPr>
+            <w:tcW w:type="dxa" w:w="1643"/>
+          </w:tcPr>
+          <w:p>
+            <w:r>
+              <w:t>입력 유효성·신선도 검증</w:t>
+            </w:r>
+          </w:p>
+        </w:tc>
+        <w:tc>
+          <w:tcPr>
+            <w:tcW w:type="dxa" w:w="1643"/>
+          </w:tcPr>
+          <w:p>
+            <w:r>
+              <w:t>안전 판단의 입력 신뢰성 확보</w:t>
+            </w:r>
+          </w:p>
+        </w:tc>
+        <w:tc>
+          <w:tcPr>
+            <w:tcW w:type="dxa" w:w="1643"/>
+          </w:tcPr>
+          <w:p>
+            <w:r>
+              <w:t>Vehicle</w:t>
+            </w:r>
+          </w:p>
+        </w:tc>
+        <w:tc>
+          <w:tcPr>
+            <w:tcW w:type="dxa" w:w="1643"/>
+          </w:tcPr>
+          <w:p>
+            <w:r>
+              <w:t>SWR-013a, SWR-013b</w:t>
+            </w:r>
+          </w:p>
+        </w:tc>
+        <w:tc>
+          <w:tcPr>
+            <w:tcW w:type="dxa" w:w="1643"/>
+          </w:tcPr>
+          <w:p>
+            <w:r>
+              <w:t>필수</w:t>
+            </w:r>
+          </w:p>
+        </w:tc>
+      </w:tr>
+      <w:tr>
+        <w:tc>
+          <w:tcPr>
+            <w:tcW w:type="dxa" w:w="1643"/>
+          </w:tcPr>
+          <w:p>
+            <w:r>
+              <w:t>UC-SR004</w:t>
+            </w:r>
+          </w:p>
+        </w:tc>
+        <w:tc>
+          <w:tcPr>
+            <w:tcW w:type="dxa" w:w="1643"/>
+          </w:tcPr>
+          <w:p>
+            <w:r>
+              <w:t>센서 고장 시 출력 유지</w:t>
+            </w:r>
+          </w:p>
+        </w:tc>
+        <w:tc>
+          <w:tcPr>
+            <w:tcW w:type="dxa" w:w="1643"/>
+          </w:tcPr>
+          <w:p>
+            <w:r>
+              <w:t>신뢰할 수 없는 신호로 인한 오작동 방지</w:t>
+            </w:r>
+          </w:p>
+        </w:tc>
+        <w:tc>
+          <w:tcPr>
+            <w:tcW w:type="dxa" w:w="1643"/>
+          </w:tcPr>
+          <w:p>
+            <w:r>
+              <w:t>Vehicle</w:t>
+            </w:r>
+          </w:p>
+        </w:tc>
+        <w:tc>
+          <w:tcPr>
+            <w:tcW w:type="dxa" w:w="1643"/>
+          </w:tcPr>
+          <w:p>
+            <w:r>
+              <w:t>SWR-021a, SWR-021b</w:t>
+            </w:r>
+          </w:p>
+        </w:tc>
+        <w:tc>
+          <w:tcPr>
+            <w:tcW w:type="dxa" w:w="1643"/>
+          </w:tcPr>
+          <w:p>
+            <w:r>
+              <w:t>필수</w:t>
+            </w:r>
+          </w:p>
+        </w:tc>
+      </w:tr>
+    </w:tbl>
     <w:p>
       <w:pPr>
         <w:pStyle w:val="Heading1"/>
@@ -1033,23 +1326,58 @@
         <w:pStyle w:val="Heading2"/>
       </w:pPr>
       <w:r>
-        <w:t>4.1 기본 정보</w:t>
+        <w:rPr>
+          <w:b/>
+        </w:rPr>
+        <w:t>UC-SR001 — 충돌 시 긴급 해제</w:t>
       </w:r>
     </w:p>
     <w:p>
-      <w:pPr>
-        <w:spacing w:after="160"/>
-        <w:ind w:left="198" w:right="113"/>
-      </w:pPr>
       <w:r>
         <w:rPr>
-          <w:rFonts w:ascii="맑은 고딕" w:hAnsi="맑은 고딕" w:eastAsia="맑은 고딕"/>
           <w:b w:val="0"/>
-          <w:i/>
-          <w:color w:val="595959"/>
-          <w:sz w:val="19"/>
         </w:rPr>
-        <w:t>작성 안내: Use Case ID, 명칭, 목적, 주 액터, 이해관계자와 관련 요구사항을 기록한다.</w:t>
+        <w:t>기본 정보: ID: UC-SR001 / 명칭: 충돌 시 긴급 해제 / 주 액터: Vehicle / 관련 요구사항: SWR-007, SWR-008</w:t>
+      </w:r>
+    </w:p>
+    <w:p>
+      <w:r>
+        <w:rPr>
+          <w:b w:val="0"/>
+        </w:rPr>
+        <w:t>사전조건: SW가 NORMAL 또는 FAULT가 아닌 상태로 동작 중. 트리거: crash_status가 CONFIRMED로 전이.</w:t>
+      </w:r>
+    </w:p>
+    <w:p>
+      <w:r>
+        <w:rPr>
+          <w:b w:val="0"/>
+        </w:rPr>
+        <w:t>기본 흐름: 1) Vehicle이 crash_status=CONFIRMED를 전송한다. 2) SW는 접근위험 등 다른 판단보다 이 이벤트를 우선 처리한다(SWR-007). 3) SW는 좌/우 도어 출력을 RELEASE로 설정한다. 4) 300ms 이내 출력이 반영되었는지 SW 내부적으로 확인한다.</w:t>
+      </w:r>
+    </w:p>
+    <w:p>
+      <w:r>
+        <w:rPr>
+          <w:b w:val="0"/>
+        </w:rPr>
+        <w:t>대안 흐름: crash_status가 PENDING 또는 NONE이면 이 Use Case는 트리거되지 않고(SWR-008), 다른 Use Case(UC-SR002 등)의 판단이 그대로 유지된다.</w:t>
+      </w:r>
+    </w:p>
+    <w:p>
+      <w:r>
+        <w:rPr>
+          <w:b w:val="0"/>
+        </w:rPr>
+        <w:t>예외 흐름: crash_status 입력이 형식/범위를 벗어나면 SWR-013b에 따라 거절되고 UC-SR003으로 위임된다.</w:t>
+      </w:r>
+    </w:p>
+    <w:p>
+      <w:r>
+        <w:rPr>
+          <w:b w:val="0"/>
+        </w:rPr>
+        <w:t>사후조건: 좌/우 출력이 RELEASE로 확정되고, 이후 입력 주기에도 이 상태가 유지된다.</w:t>
       </w:r>
     </w:p>
     <w:p>
@@ -1057,23 +1385,58 @@
         <w:pStyle w:val="Heading2"/>
       </w:pPr>
       <w:r>
-        <w:t>4.2 사전조건과 트리거</w:t>
+        <w:rPr>
+          <w:b/>
+        </w:rPr>
+        <w:t>UC-SR002 — 접근위험 도어 잠금 유지</w:t>
       </w:r>
     </w:p>
     <w:p>
-      <w:pPr>
-        <w:spacing w:after="160"/>
-        <w:ind w:left="198" w:right="113"/>
-      </w:pPr>
       <w:r>
         <w:rPr>
-          <w:rFonts w:ascii="맑은 고딕" w:hAnsi="맑은 고딕" w:eastAsia="맑은 고딕"/>
           <w:b w:val="0"/>
-          <w:i/>
-          <w:color w:val="595959"/>
-          <w:sz w:val="19"/>
         </w:rPr>
-        <w:t>작성 안내: 실행 전에 만족해야 할 상태와 Use Case를 시작하는 사건 또는 입력을 명시한다.</w:t>
+        <w:t>기본 정보: ID: UC-SR002 / 명칭: 접근위험 도어 잠금 유지 / 주 액터: Vehicle / 관련 요구사항: SWR-005, SWR-006, SWR-009</w:t>
+      </w:r>
+    </w:p>
+    <w:p>
+      <w:r>
+        <w:rPr>
+          <w:b w:val="0"/>
+        </w:rPr>
+        <w:t>사전조건: crash_status가 CONFIRMED가 아님. 트리거: rear_left/right_approach_risk 중 하나 이상이 TRUE로 전이.</w:t>
+      </w:r>
+    </w:p>
+    <w:p>
+      <w:r>
+        <w:rPr>
+          <w:b w:val="0"/>
+        </w:rPr>
+        <w:t>기본 흐름: 1) Vehicle이 해당 도어의 접근위험=TRUE를 전송한다. 2) SW는 그 도어 출력을 LOCK으로 설정한다(SWR-005). 3) 해당 도어에 해제 요청이 들어오면 SW는 이를 적용하지 않고 억제 이유코드를 기록한다(SWR-006). 4) 반대쪽 도어의 출력은 영향받지 않는다(SWR-009).</w:t>
+      </w:r>
+    </w:p>
+    <w:p>
+      <w:r>
+        <w:rPr>
+          <w:b w:val="0"/>
+        </w:rPr>
+        <w:t>대안 흐름: 이후 crash_status가 CONFIRMED로 전이하면 UC-SR001이 우선하여 해당 도어도 RELEASE된다(2026-09-18 우선순위 확정).</w:t>
+      </w:r>
+    </w:p>
+    <w:p>
+      <w:r>
+        <w:rPr>
+          <w:b w:val="0"/>
+        </w:rPr>
+        <w:t>예외 흐름: 접근위험 입력이 형식/범위를 벗어나면 UC-SR003(SWR-013b)에 따라 거절된다.</w:t>
+      </w:r>
+    </w:p>
+    <w:p>
+      <w:r>
+        <w:rPr>
+          <w:b w:val="0"/>
+        </w:rPr>
+        <w:t>사후조건: 접근위험이 TRUE인 동안 해당 도어는 LOCK 유지, 억제 이력이 기록된다.</w:t>
       </w:r>
     </w:p>
     <w:p>
@@ -1081,23 +1444,58 @@
         <w:pStyle w:val="Heading2"/>
       </w:pPr>
       <w:r>
-        <w:t>4.3 기본 흐름</w:t>
+        <w:rPr>
+          <w:b/>
+        </w:rPr>
+        <w:t>UC-SR003 — 입력 유효성·신선도 검증</w:t>
       </w:r>
     </w:p>
     <w:p>
-      <w:pPr>
-        <w:spacing w:after="160"/>
-        <w:ind w:left="198" w:right="113"/>
-      </w:pPr>
       <w:r>
         <w:rPr>
-          <w:rFonts w:ascii="맑은 고딕" w:hAnsi="맑은 고딕" w:eastAsia="맑은 고딕"/>
           <w:b w:val="0"/>
-          <w:i/>
-          <w:color w:val="595959"/>
-          <w:sz w:val="19"/>
         </w:rPr>
-        <w:t>작성 안내: 액터의 입력과 시스템 반응을 시간 순서대로 번호를 붙여 작성한다.</w:t>
+        <w:t>기본 정보: ID: UC-SR003 / 명칭: 입력 유효성·신선도 검증 / 주 액터: Vehicle / 관련 요구사항: SWR-013a, SWR-013b</w:t>
+      </w:r>
+    </w:p>
+    <w:p>
+      <w:r>
+        <w:rPr>
+          <w:b w:val="0"/>
+        </w:rPr>
+        <w:t>사전조건: 없음(모든 안전 관련 입력에 공통 적용). 트리거: 매 평가주기의 입력 수신, 또는 입력 미수신.</w:t>
+      </w:r>
+    </w:p>
+    <w:p>
+      <w:r>
+        <w:rPr>
+          <w:b w:val="0"/>
+        </w:rPr>
+        <w:t>기본 흐름: 1) SW는 각 안전 관련 입력의 수신 시각과 형식/범위를 확인한다. 2) 형식/범위를 벗어나면 그 입력을 판단 로직 반영 전에 거절한다(SWR-013b). 3) 입력이 200ms 초과 갱신되지 않으면 100ms 이내 DEGRADED로 전이한다(SWR-013a).</w:t>
+      </w:r>
+    </w:p>
+    <w:p>
+      <w:r>
+        <w:rPr>
+          <w:b w:val="0"/>
+        </w:rPr>
+        <w:t>대안 흐름: 입력이 유효범위 내이고 freshness 조건을 만족하면 정상적으로 UC-SR001/002/004로 값이 전달된다.</w:t>
+      </w:r>
+    </w:p>
+    <w:p>
+      <w:r>
+        <w:rPr>
+          <w:b w:val="0"/>
+        </w:rPr>
+        <w:t>예외 흐름: 없음(이 Use Case 자체가 다른 Use Case의 예외 처리 경로 역할을 한다).</w:t>
+      </w:r>
+    </w:p>
+    <w:p>
+      <w:r>
+        <w:rPr>
+          <w:b w:val="0"/>
+        </w:rPr>
+        <w:t>사후조건: 무효/stale 입력은 판단에 반영되지 않고, 필요 시 시스템 상태가 DEGRADED로 기록된다.</w:t>
       </w:r>
     </w:p>
     <w:p>
@@ -1105,71 +1503,58 @@
         <w:pStyle w:val="Heading2"/>
       </w:pPr>
       <w:r>
-        <w:t>4.4 대안 흐름</w:t>
+        <w:rPr>
+          <w:b/>
+        </w:rPr>
+        <w:t>UC-SR004 — 센서 고장 시 출력 유지</w:t>
       </w:r>
     </w:p>
     <w:p>
-      <w:pPr>
-        <w:spacing w:after="160"/>
-        <w:ind w:left="198" w:right="113"/>
-      </w:pPr>
       <w:r>
         <w:rPr>
-          <w:rFonts w:ascii="맑은 고딕" w:hAnsi="맑은 고딕" w:eastAsia="맑은 고딕"/>
           <w:b w:val="0"/>
-          <w:i/>
-          <w:color w:val="595959"/>
-          <w:sz w:val="19"/>
         </w:rPr>
-        <w:t>작성 안내: 정상 결과를 유지하는 조건별 분기와 기본 흐름으로 돌아가는 지점을 기록한다.</w:t>
+        <w:t>기본 정보: ID: UC-SR004 / 명칭: 센서 고장 시 출력 유지 / 주 액터: Vehicle / 관련 요구사항: SWR-021a, SWR-021b</w:t>
       </w:r>
     </w:p>
     <w:p>
-      <w:pPr>
-        <w:pStyle w:val="Heading2"/>
-      </w:pPr>
       <w:r>
-        <w:t>4.5 예외 흐름</w:t>
+        <w:rPr>
+          <w:b w:val="0"/>
+        </w:rPr>
+        <w:t>사전조건: 없음. 트리거: sensor_fault가 TRUE로 전이.</w:t>
       </w:r>
     </w:p>
     <w:p>
-      <w:pPr>
-        <w:spacing w:after="160"/>
-        <w:ind w:left="198" w:right="113"/>
-      </w:pPr>
       <w:r>
         <w:rPr>
-          <w:rFonts w:ascii="맑은 고딕" w:hAnsi="맑은 고딕" w:eastAsia="맑은 고딕"/>
           <w:b w:val="0"/>
-          <w:i/>
-          <w:color w:val="595959"/>
-          <w:sz w:val="19"/>
         </w:rPr>
-        <w:t>작성 안내: 오류나 비정상 조건의 감지, 시스템 반응, 사용자 통지와 종료 상태를 작성한다.</w:t>
+        <w:t>기본 흐름: 1) Vehicle이 sensor_fault=TRUE를 전송한다. 2) SW는 새 명령을 적용하지 않고 직전 확정 좌/우 출력을 유지한다(SWR-021a). 3) SW는 시스템 상태를 FAULT로 설정하고 경고코드를 제공한다(SWR-021b).</w:t>
       </w:r>
     </w:p>
     <w:p>
-      <w:pPr>
-        <w:pStyle w:val="Heading2"/>
-      </w:pPr>
       <w:r>
-        <w:t>4.6 사후조건</w:t>
+        <w:rPr>
+          <w:b w:val="0"/>
+        </w:rPr>
+        <w:t>대안 흐름: 없음.</w:t>
       </w:r>
     </w:p>
     <w:p>
-      <w:pPr>
-        <w:spacing w:after="160"/>
-        <w:ind w:left="198" w:right="113"/>
-      </w:pPr>
       <w:r>
         <w:rPr>
-          <w:rFonts w:ascii="맑은 고딕" w:hAnsi="맑은 고딕" w:eastAsia="맑은 고딕"/>
           <w:b w:val="0"/>
-          <w:i/>
-          <w:color w:val="595959"/>
-          <w:sz w:val="19"/>
         </w:rPr>
-        <w:t>작성 안내: 성공, 실패 또는 중단 뒤 보장해야 할 시스템 상태와 남는 데이터를 명시한다.</w:t>
+        <w:t>예외 흐름: sensor_fault 입력 자체가 형식 오류이면 UC-SR003(SWR-013b)에 따라 거절되고, 이 경우 sensor_fault는 이전 유효값으로 간주한다.</w:t>
+      </w:r>
+    </w:p>
+    <w:p>
+      <w:r>
+        <w:rPr>
+          <w:b w:val="0"/>
+        </w:rPr>
+        <w:t>사후조건: FAULT 상태가 유지되고, sensor_fault가 다시 FALSE가 되기 전까지 출력이 고정된다.</w:t>
       </w:r>
     </w:p>
     <w:p>
@@ -1186,14 +1571,7 @@
         <w:ind w:left="198" w:right="113"/>
       </w:pPr>
       <w:r>
-        <w:rPr>
-          <w:rFonts w:ascii="맑은 고딕" w:hAnsi="맑은 고딕" w:eastAsia="맑은 고딕"/>
-          <w:b w:val="0"/>
-          <w:i/>
-          <w:color w:val="595959"/>
-          <w:sz w:val="19"/>
-        </w:rPr>
-        <w:t>작성 안내: 현재 범위에서 다루지 않는 액터, 기능과 시험 수준을 구체적으로 적는다.</w:t>
+        <w:t>운전자에 의한 잠금/해제 명령(물리버튼/AVN/음성/모바일앱), 자동 잠금(속도 기반), 화재/과온/성인탑승 강제해제, ISOFIX 강제잠금, ignition-off 해제, 상태조회/표시, 결정론 재생, 이력 저장은 이번 phase의 비대상이며 Phase 2·3에서 다룬다. HIL/실차 기반 시나리오도 비대상이다.</w:t>
       </w:r>
     </w:p>
     <w:p>
@@ -1210,14 +1588,7 @@
         <w:ind w:left="198" w:right="113"/>
       </w:pPr>
       <w:r>
-        <w:rPr>
-          <w:rFonts w:ascii="맑은 고딕" w:hAnsi="맑은 고딕" w:eastAsia="맑은 고딕"/>
-          <w:b w:val="0"/>
-          <w:i/>
-          <w:color w:val="595959"/>
-          <w:sz w:val="19"/>
-        </w:rPr>
-        <w:t>작성 안내: 각 Use Case를 상위 입력, SW 요구사항, 설계와 검증 항목에 연결한다.</w:t>
+        <w:t>UC-SR001~004는 각각 SWR-001의 §4.2 안전 요구사항(SWR-007/008, SWR-005/006/009, SWR-013a/013b, SWR-021a/021b)에 연결되며, traceability/TRC-001에도 동일 SWR ID로 반영되어 있다. 설계/코드/시험 산출물과의 연결은 이후 단계에서 채운다.</w:t>
       </w:r>
     </w:p>
     <w:p>
@@ -1234,16 +1605,92 @@
         <w:ind w:left="198" w:right="113"/>
       </w:pPr>
       <w:r>
-        <w:rPr>
-          <w:rFonts w:ascii="맑은 고딕" w:hAnsi="맑은 고딕" w:eastAsia="맑은 고딕"/>
-          <w:b w:val="0"/>
-          <w:i/>
-          <w:color w:val="595959"/>
-          <w:sz w:val="19"/>
-        </w:rPr>
-        <w:t>작성 안내: Use Case 작성에 사용한 요구사항, 인터페이스 자료와 용어 정의를 식별한다.</w:t>
+        <w:t>이 Use Case 작성에 사용한 자료는 다음과 같다.</w:t>
       </w:r>
     </w:p>
+    <w:tbl>
+      <w:tblPr>
+        <w:tblStyle w:val="TableGrid"/>
+        <w:tblW w:type="auto" w:w="0"/>
+        <w:tblLook w:firstColumn="1" w:firstRow="1" w:lastColumn="0" w:lastRow="0" w:noHBand="0" w:noVBand="1" w:val="04A0"/>
+      </w:tblPr>
+      <w:tblGrid>
+        <w:gridCol w:w="4929"/>
+        <w:gridCol w:w="4929"/>
+      </w:tblGrid>
+      <w:tr>
+        <w:tc>
+          <w:tcPr>
+            <w:tcW w:type="dxa" w:w="4929"/>
+          </w:tcPr>
+          <w:p>
+            <w:r>
+              <w:rPr>
+                <w:b/>
+              </w:rPr>
+              <w:t>식별자</w:t>
+            </w:r>
+          </w:p>
+        </w:tc>
+        <w:tc>
+          <w:tcPr>
+            <w:tcW w:type="dxa" w:w="4929"/>
+          </w:tcPr>
+          <w:p>
+            <w:r>
+              <w:rPr>
+                <w:b/>
+              </w:rPr>
+              <w:t>참고 목적</w:t>
+            </w:r>
+          </w:p>
+        </w:tc>
+      </w:tr>
+      <w:tr>
+        <w:tc>
+          <w:tcPr>
+            <w:tcW w:type="dxa" w:w="4929"/>
+          </w:tcPr>
+          <w:p>
+            <w:r>
+              <w:t>OEM-SWR-001</w:t>
+            </w:r>
+          </w:p>
+        </w:tc>
+        <w:tc>
+          <w:tcPr>
+            <w:tcW w:type="dxa" w:w="4929"/>
+          </w:tcPr>
+          <w:p>
+            <w:r>
+              <w:t>OEM 요구사양서(입력 신호 정의 근거)</w:t>
+            </w:r>
+          </w:p>
+        </w:tc>
+      </w:tr>
+      <w:tr>
+        <w:tc>
+          <w:tcPr>
+            <w:tcW w:type="dxa" w:w="4929"/>
+          </w:tcPr>
+          <w:p>
+            <w:r>
+              <w:t>deliverables/SWR-001_SW 요구사항 명세서.docx</w:t>
+            </w:r>
+          </w:p>
+        </w:tc>
+        <w:tc>
+          <w:tcPr>
+            <w:tcW w:type="dxa" w:w="4929"/>
+          </w:tcPr>
+          <w:p>
+            <w:r>
+              <w:t>본 Use Case가 구체화하는 SW 요구사항</w:t>
+            </w:r>
+          </w:p>
+        </w:tc>
+      </w:tr>
+    </w:tbl>
     <w:sectPr>
       <w:footerReference w:type="default" r:id="rId9"/>
       <w:pgSz w:w="12240" w:h="15840"/>

--- a/deliverables/SWR-002_Use Case 명세서.docx
+++ b/deliverables/SWR-002_Use Case 명세서.docx
@@ -1332,54 +1332,177 @@
         <w:t>UC-SR001 — 충돌 시 긴급 해제</w:t>
       </w:r>
     </w:p>
-    <w:p>
-      <w:r>
-        <w:rPr>
-          <w:b w:val="0"/>
-        </w:rPr>
-        <w:t>기본 정보: ID: UC-SR001 / 명칭: 충돌 시 긴급 해제 / 주 액터: Vehicle / 관련 요구사항: SWR-007, SWR-008</w:t>
-      </w:r>
-    </w:p>
-    <w:p>
-      <w:r>
-        <w:rPr>
-          <w:b w:val="0"/>
-        </w:rPr>
-        <w:t>사전조건: SW가 NORMAL 또는 FAULT가 아닌 상태로 동작 중. 트리거: crash_status가 CONFIRMED로 전이.</w:t>
-      </w:r>
-    </w:p>
-    <w:p>
-      <w:r>
-        <w:rPr>
-          <w:b w:val="0"/>
-        </w:rPr>
-        <w:t>기본 흐름: 1) Vehicle이 crash_status=CONFIRMED를 전송한다. 2) SW는 접근위험 등 다른 판단보다 이 이벤트를 우선 처리한다(SWR-007). 3) SW는 좌/우 도어 출력을 RELEASE로 설정한다. 4) 300ms 이내 출력이 반영되었는지 SW 내부적으로 확인한다.</w:t>
-      </w:r>
-    </w:p>
-    <w:p>
-      <w:r>
-        <w:rPr>
-          <w:b w:val="0"/>
-        </w:rPr>
-        <w:t>대안 흐름: crash_status가 PENDING 또는 NONE이면 이 Use Case는 트리거되지 않고(SWR-008), 다른 Use Case(UC-SR002 등)의 판단이 그대로 유지된다.</w:t>
-      </w:r>
-    </w:p>
-    <w:p>
-      <w:r>
-        <w:rPr>
-          <w:b w:val="0"/>
-        </w:rPr>
-        <w:t>예외 흐름: crash_status 입력이 형식/범위를 벗어나면 SWR-013b에 따라 거절되고 UC-SR003으로 위임된다.</w:t>
-      </w:r>
-    </w:p>
-    <w:p>
-      <w:r>
-        <w:rPr>
-          <w:b w:val="0"/>
-        </w:rPr>
-        <w:t>사후조건: 좌/우 출력이 RELEASE로 확정되고, 이후 입력 주기에도 이 상태가 유지된다.</w:t>
-      </w:r>
-    </w:p>
+    <w:tbl>
+      <w:tblPr>
+        <w:tblStyle w:val="TableGrid"/>
+        <w:tblW w:type="auto" w:w="0"/>
+        <w:tblLook w:firstColumn="1" w:firstRow="1" w:lastColumn="0" w:lastRow="0" w:noHBand="0" w:noVBand="1" w:val="04A0"/>
+      </w:tblPr>
+      <w:tblGrid>
+        <w:gridCol w:w="4929"/>
+        <w:gridCol w:w="4929"/>
+      </w:tblGrid>
+      <w:tr>
+        <w:tc>
+          <w:tcPr>
+            <w:tcW w:type="dxa" w:w="4929"/>
+          </w:tcPr>
+          <w:p>
+            <w:r>
+              <w:rPr>
+                <w:b/>
+              </w:rPr>
+              <w:t>항목</w:t>
+            </w:r>
+          </w:p>
+        </w:tc>
+        <w:tc>
+          <w:tcPr>
+            <w:tcW w:type="dxa" w:w="4929"/>
+          </w:tcPr>
+          <w:p>
+            <w:r>
+              <w:rPr>
+                <w:b/>
+              </w:rPr>
+              <w:t>내용</w:t>
+            </w:r>
+          </w:p>
+        </w:tc>
+      </w:tr>
+      <w:tr>
+        <w:tc>
+          <w:tcPr>
+            <w:tcW w:type="dxa" w:w="4929"/>
+          </w:tcPr>
+          <w:p>
+            <w:r>
+              <w:t>기본 정보</w:t>
+            </w:r>
+          </w:p>
+        </w:tc>
+        <w:tc>
+          <w:tcPr>
+            <w:tcW w:type="dxa" w:w="4929"/>
+          </w:tcPr>
+          <w:p>
+            <w:r>
+              <w:t>ID: UC-SR001 / 명칭: 충돌 시 긴급 해제 / 주 액터: Vehicle / 관련 요구사항: SWR-007, SWR-008</w:t>
+            </w:r>
+          </w:p>
+        </w:tc>
+      </w:tr>
+      <w:tr>
+        <w:tc>
+          <w:tcPr>
+            <w:tcW w:type="dxa" w:w="4929"/>
+          </w:tcPr>
+          <w:p>
+            <w:r>
+              <w:t>사전조건/트리거</w:t>
+            </w:r>
+          </w:p>
+        </w:tc>
+        <w:tc>
+          <w:tcPr>
+            <w:tcW w:type="dxa" w:w="4929"/>
+          </w:tcPr>
+          <w:p>
+            <w:r>
+              <w:t>SW가 NORMAL 또는 FAULT가 아닌 상태로 동작 중. 트리거: crash_status가 CONFIRMED로 전이.</w:t>
+            </w:r>
+          </w:p>
+        </w:tc>
+      </w:tr>
+      <w:tr>
+        <w:tc>
+          <w:tcPr>
+            <w:tcW w:type="dxa" w:w="4929"/>
+          </w:tcPr>
+          <w:p>
+            <w:r>
+              <w:t>기본 흐름</w:t>
+            </w:r>
+          </w:p>
+        </w:tc>
+        <w:tc>
+          <w:tcPr>
+            <w:tcW w:type="dxa" w:w="4929"/>
+          </w:tcPr>
+          <w:p>
+            <w:r>
+              <w:t>1) Vehicle이 crash_status=CONFIRMED를 전송한다. 2) SW는 접근위험 등 다른 판단보다 이 이벤트를 우선 처리한다(SWR-007). 3) SW는 좌/우 도어 출력을 RELEASE로 설정한다. 4) 300ms 이내 출력이 반영되었는지 SW 내부적으로 확인한다.</w:t>
+            </w:r>
+          </w:p>
+        </w:tc>
+      </w:tr>
+      <w:tr>
+        <w:tc>
+          <w:tcPr>
+            <w:tcW w:type="dxa" w:w="4929"/>
+          </w:tcPr>
+          <w:p>
+            <w:r>
+              <w:t>대안 흐름</w:t>
+            </w:r>
+          </w:p>
+        </w:tc>
+        <w:tc>
+          <w:tcPr>
+            <w:tcW w:type="dxa" w:w="4929"/>
+          </w:tcPr>
+          <w:p>
+            <w:r>
+              <w:t>crash_status가 PENDING 또는 NONE이면 이 Use Case는 트리거되지 않고(SWR-008), 다른 Use Case(UC-SR002 등)의 판단이 그대로 유지된다.</w:t>
+            </w:r>
+          </w:p>
+        </w:tc>
+      </w:tr>
+      <w:tr>
+        <w:tc>
+          <w:tcPr>
+            <w:tcW w:type="dxa" w:w="4929"/>
+          </w:tcPr>
+          <w:p>
+            <w:r>
+              <w:t>예외 흐름</w:t>
+            </w:r>
+          </w:p>
+        </w:tc>
+        <w:tc>
+          <w:tcPr>
+            <w:tcW w:type="dxa" w:w="4929"/>
+          </w:tcPr>
+          <w:p>
+            <w:r>
+              <w:t>crash_status 입력이 형식/범위를 벗어나면 SWR-013b에 따라 거절되고 UC-SR003으로 위임된다.</w:t>
+            </w:r>
+          </w:p>
+        </w:tc>
+      </w:tr>
+      <w:tr>
+        <w:tc>
+          <w:tcPr>
+            <w:tcW w:type="dxa" w:w="4929"/>
+          </w:tcPr>
+          <w:p>
+            <w:r>
+              <w:t>사후조건</w:t>
+            </w:r>
+          </w:p>
+        </w:tc>
+        <w:tc>
+          <w:tcPr>
+            <w:tcW w:type="dxa" w:w="4929"/>
+          </w:tcPr>
+          <w:p>
+            <w:r>
+              <w:t>사후조건: 좌/우 출력이 RELEASE로 확정되고, 이후 입력 주기에도 이 상태가 유지된다.</w:t>
+            </w:r>
+          </w:p>
+        </w:tc>
+      </w:tr>
+    </w:tbl>
     <w:p>
       <w:pPr>
         <w:pStyle w:val="Heading2"/>
@@ -1391,54 +1514,177 @@
         <w:t>UC-SR002 — 접근위험 도어 잠금 유지</w:t>
       </w:r>
     </w:p>
-    <w:p>
-      <w:r>
-        <w:rPr>
-          <w:b w:val="0"/>
-        </w:rPr>
-        <w:t>기본 정보: ID: UC-SR002 / 명칭: 접근위험 도어 잠금 유지 / 주 액터: Vehicle / 관련 요구사항: SWR-005, SWR-006, SWR-009</w:t>
-      </w:r>
-    </w:p>
-    <w:p>
-      <w:r>
-        <w:rPr>
-          <w:b w:val="0"/>
-        </w:rPr>
-        <w:t>사전조건: crash_status가 CONFIRMED가 아님. 트리거: rear_left/right_approach_risk 중 하나 이상이 TRUE로 전이.</w:t>
-      </w:r>
-    </w:p>
-    <w:p>
-      <w:r>
-        <w:rPr>
-          <w:b w:val="0"/>
-        </w:rPr>
-        <w:t>기본 흐름: 1) Vehicle이 해당 도어의 접근위험=TRUE를 전송한다. 2) SW는 그 도어 출력을 LOCK으로 설정한다(SWR-005). 3) 해당 도어에 해제 요청이 들어오면 SW는 이를 적용하지 않고 억제 이유코드를 기록한다(SWR-006). 4) 반대쪽 도어의 출력은 영향받지 않는다(SWR-009).</w:t>
-      </w:r>
-    </w:p>
-    <w:p>
-      <w:r>
-        <w:rPr>
-          <w:b w:val="0"/>
-        </w:rPr>
-        <w:t>대안 흐름: 이후 crash_status가 CONFIRMED로 전이하면 UC-SR001이 우선하여 해당 도어도 RELEASE된다(2026-09-18 우선순위 확정).</w:t>
-      </w:r>
-    </w:p>
-    <w:p>
-      <w:r>
-        <w:rPr>
-          <w:b w:val="0"/>
-        </w:rPr>
-        <w:t>예외 흐름: 접근위험 입력이 형식/범위를 벗어나면 UC-SR003(SWR-013b)에 따라 거절된다.</w:t>
-      </w:r>
-    </w:p>
-    <w:p>
-      <w:r>
-        <w:rPr>
-          <w:b w:val="0"/>
-        </w:rPr>
-        <w:t>사후조건: 접근위험이 TRUE인 동안 해당 도어는 LOCK 유지, 억제 이력이 기록된다.</w:t>
-      </w:r>
-    </w:p>
+    <w:tbl>
+      <w:tblPr>
+        <w:tblStyle w:val="TableGrid"/>
+        <w:tblW w:type="auto" w:w="0"/>
+        <w:tblLook w:firstColumn="1" w:firstRow="1" w:lastColumn="0" w:lastRow="0" w:noHBand="0" w:noVBand="1" w:val="04A0"/>
+      </w:tblPr>
+      <w:tblGrid>
+        <w:gridCol w:w="4929"/>
+        <w:gridCol w:w="4929"/>
+      </w:tblGrid>
+      <w:tr>
+        <w:tc>
+          <w:tcPr>
+            <w:tcW w:type="dxa" w:w="4929"/>
+          </w:tcPr>
+          <w:p>
+            <w:r>
+              <w:rPr>
+                <w:b/>
+              </w:rPr>
+              <w:t>항목</w:t>
+            </w:r>
+          </w:p>
+        </w:tc>
+        <w:tc>
+          <w:tcPr>
+            <w:tcW w:type="dxa" w:w="4929"/>
+          </w:tcPr>
+          <w:p>
+            <w:r>
+              <w:rPr>
+                <w:b/>
+              </w:rPr>
+              <w:t>내용</w:t>
+            </w:r>
+          </w:p>
+        </w:tc>
+      </w:tr>
+      <w:tr>
+        <w:tc>
+          <w:tcPr>
+            <w:tcW w:type="dxa" w:w="4929"/>
+          </w:tcPr>
+          <w:p>
+            <w:r>
+              <w:t>기본 정보</w:t>
+            </w:r>
+          </w:p>
+        </w:tc>
+        <w:tc>
+          <w:tcPr>
+            <w:tcW w:type="dxa" w:w="4929"/>
+          </w:tcPr>
+          <w:p>
+            <w:r>
+              <w:t>ID: UC-SR002 / 명칭: 접근위험 도어 잠금 유지 / 주 액터: Vehicle / 관련 요구사항: SWR-005, SWR-006, SWR-009</w:t>
+            </w:r>
+          </w:p>
+        </w:tc>
+      </w:tr>
+      <w:tr>
+        <w:tc>
+          <w:tcPr>
+            <w:tcW w:type="dxa" w:w="4929"/>
+          </w:tcPr>
+          <w:p>
+            <w:r>
+              <w:t>사전조건/트리거</w:t>
+            </w:r>
+          </w:p>
+        </w:tc>
+        <w:tc>
+          <w:tcPr>
+            <w:tcW w:type="dxa" w:w="4929"/>
+          </w:tcPr>
+          <w:p>
+            <w:r>
+              <w:t>crash_status가 CONFIRMED가 아님. 트리거: rear_left/right_approach_risk 중 하나 이상이 TRUE로 전이.</w:t>
+            </w:r>
+          </w:p>
+        </w:tc>
+      </w:tr>
+      <w:tr>
+        <w:tc>
+          <w:tcPr>
+            <w:tcW w:type="dxa" w:w="4929"/>
+          </w:tcPr>
+          <w:p>
+            <w:r>
+              <w:t>기본 흐름</w:t>
+            </w:r>
+          </w:p>
+        </w:tc>
+        <w:tc>
+          <w:tcPr>
+            <w:tcW w:type="dxa" w:w="4929"/>
+          </w:tcPr>
+          <w:p>
+            <w:r>
+              <w:t>1) Vehicle이 해당 도어의 접근위험=TRUE를 전송한다. 2) SW는 그 도어 출력을 LOCK으로 설정한다(SWR-005). 3) 해당 도어에 해제 요청이 들어오면 SW는 이를 적용하지 않고 억제 이유코드를 기록한다(SWR-006). 4) 반대쪽 도어의 출력은 영향받지 않는다(SWR-009).</w:t>
+            </w:r>
+          </w:p>
+        </w:tc>
+      </w:tr>
+      <w:tr>
+        <w:tc>
+          <w:tcPr>
+            <w:tcW w:type="dxa" w:w="4929"/>
+          </w:tcPr>
+          <w:p>
+            <w:r>
+              <w:t>대안 흐름</w:t>
+            </w:r>
+          </w:p>
+        </w:tc>
+        <w:tc>
+          <w:tcPr>
+            <w:tcW w:type="dxa" w:w="4929"/>
+          </w:tcPr>
+          <w:p>
+            <w:r>
+              <w:t>이후 crash_status가 CONFIRMED로 전이하면 UC-SR001이 우선하여 해당 도어도 RELEASE된다(2026-09-18 우선순위 확정).</w:t>
+            </w:r>
+          </w:p>
+        </w:tc>
+      </w:tr>
+      <w:tr>
+        <w:tc>
+          <w:tcPr>
+            <w:tcW w:type="dxa" w:w="4929"/>
+          </w:tcPr>
+          <w:p>
+            <w:r>
+              <w:t>예외 흐름</w:t>
+            </w:r>
+          </w:p>
+        </w:tc>
+        <w:tc>
+          <w:tcPr>
+            <w:tcW w:type="dxa" w:w="4929"/>
+          </w:tcPr>
+          <w:p>
+            <w:r>
+              <w:t>접근위험 입력이 형식/범위를 벗어나면 UC-SR003(SWR-013b)에 따라 거절된다.</w:t>
+            </w:r>
+          </w:p>
+        </w:tc>
+      </w:tr>
+      <w:tr>
+        <w:tc>
+          <w:tcPr>
+            <w:tcW w:type="dxa" w:w="4929"/>
+          </w:tcPr>
+          <w:p>
+            <w:r>
+              <w:t>사후조건</w:t>
+            </w:r>
+          </w:p>
+        </w:tc>
+        <w:tc>
+          <w:tcPr>
+            <w:tcW w:type="dxa" w:w="4929"/>
+          </w:tcPr>
+          <w:p>
+            <w:r>
+              <w:t>사후조건: 접근위험이 TRUE인 동안 해당 도어는 LOCK 유지, 억제 이력이 기록된다.</w:t>
+            </w:r>
+          </w:p>
+        </w:tc>
+      </w:tr>
+    </w:tbl>
     <w:p>
       <w:pPr>
         <w:pStyle w:val="Heading2"/>
@@ -1450,54 +1696,177 @@
         <w:t>UC-SR003 — 입력 유효성·신선도 검증</w:t>
       </w:r>
     </w:p>
-    <w:p>
-      <w:r>
-        <w:rPr>
-          <w:b w:val="0"/>
-        </w:rPr>
-        <w:t>기본 정보: ID: UC-SR003 / 명칭: 입력 유효성·신선도 검증 / 주 액터: Vehicle / 관련 요구사항: SWR-013a, SWR-013b</w:t>
-      </w:r>
-    </w:p>
-    <w:p>
-      <w:r>
-        <w:rPr>
-          <w:b w:val="0"/>
-        </w:rPr>
-        <w:t>사전조건: 없음(모든 안전 관련 입력에 공통 적용). 트리거: 매 평가주기의 입력 수신, 또는 입력 미수신.</w:t>
-      </w:r>
-    </w:p>
-    <w:p>
-      <w:r>
-        <w:rPr>
-          <w:b w:val="0"/>
-        </w:rPr>
-        <w:t>기본 흐름: 1) SW는 각 안전 관련 입력의 수신 시각과 형식/범위를 확인한다. 2) 형식/범위를 벗어나면 그 입력을 판단 로직 반영 전에 거절한다(SWR-013b). 3) 입력이 200ms 초과 갱신되지 않으면 100ms 이내 DEGRADED로 전이한다(SWR-013a).</w:t>
-      </w:r>
-    </w:p>
-    <w:p>
-      <w:r>
-        <w:rPr>
-          <w:b w:val="0"/>
-        </w:rPr>
-        <w:t>대안 흐름: 입력이 유효범위 내이고 freshness 조건을 만족하면 정상적으로 UC-SR001/002/004로 값이 전달된다.</w:t>
-      </w:r>
-    </w:p>
-    <w:p>
-      <w:r>
-        <w:rPr>
-          <w:b w:val="0"/>
-        </w:rPr>
-        <w:t>예외 흐름: 없음(이 Use Case 자체가 다른 Use Case의 예외 처리 경로 역할을 한다).</w:t>
-      </w:r>
-    </w:p>
-    <w:p>
-      <w:r>
-        <w:rPr>
-          <w:b w:val="0"/>
-        </w:rPr>
-        <w:t>사후조건: 무효/stale 입력은 판단에 반영되지 않고, 필요 시 시스템 상태가 DEGRADED로 기록된다.</w:t>
-      </w:r>
-    </w:p>
+    <w:tbl>
+      <w:tblPr>
+        <w:tblStyle w:val="TableGrid"/>
+        <w:tblW w:type="auto" w:w="0"/>
+        <w:tblLook w:firstColumn="1" w:firstRow="1" w:lastColumn="0" w:lastRow="0" w:noHBand="0" w:noVBand="1" w:val="04A0"/>
+      </w:tblPr>
+      <w:tblGrid>
+        <w:gridCol w:w="4929"/>
+        <w:gridCol w:w="4929"/>
+      </w:tblGrid>
+      <w:tr>
+        <w:tc>
+          <w:tcPr>
+            <w:tcW w:type="dxa" w:w="4929"/>
+          </w:tcPr>
+          <w:p>
+            <w:r>
+              <w:rPr>
+                <w:b/>
+              </w:rPr>
+              <w:t>항목</w:t>
+            </w:r>
+          </w:p>
+        </w:tc>
+        <w:tc>
+          <w:tcPr>
+            <w:tcW w:type="dxa" w:w="4929"/>
+          </w:tcPr>
+          <w:p>
+            <w:r>
+              <w:rPr>
+                <w:b/>
+              </w:rPr>
+              <w:t>내용</w:t>
+            </w:r>
+          </w:p>
+        </w:tc>
+      </w:tr>
+      <w:tr>
+        <w:tc>
+          <w:tcPr>
+            <w:tcW w:type="dxa" w:w="4929"/>
+          </w:tcPr>
+          <w:p>
+            <w:r>
+              <w:t>기본 정보</w:t>
+            </w:r>
+          </w:p>
+        </w:tc>
+        <w:tc>
+          <w:tcPr>
+            <w:tcW w:type="dxa" w:w="4929"/>
+          </w:tcPr>
+          <w:p>
+            <w:r>
+              <w:t>ID: UC-SR003 / 명칭: 입력 유효성·신선도 검증 / 주 액터: Vehicle / 관련 요구사항: SWR-013a, SWR-013b</w:t>
+            </w:r>
+          </w:p>
+        </w:tc>
+      </w:tr>
+      <w:tr>
+        <w:tc>
+          <w:tcPr>
+            <w:tcW w:type="dxa" w:w="4929"/>
+          </w:tcPr>
+          <w:p>
+            <w:r>
+              <w:t>사전조건/트리거</w:t>
+            </w:r>
+          </w:p>
+        </w:tc>
+        <w:tc>
+          <w:tcPr>
+            <w:tcW w:type="dxa" w:w="4929"/>
+          </w:tcPr>
+          <w:p>
+            <w:r>
+              <w:t>없음(모든 안전 관련 입력에 공통 적용). 트리거: 매 평가주기의 입력 수신, 또는 입력 미수신.</w:t>
+            </w:r>
+          </w:p>
+        </w:tc>
+      </w:tr>
+      <w:tr>
+        <w:tc>
+          <w:tcPr>
+            <w:tcW w:type="dxa" w:w="4929"/>
+          </w:tcPr>
+          <w:p>
+            <w:r>
+              <w:t>기본 흐름</w:t>
+            </w:r>
+          </w:p>
+        </w:tc>
+        <w:tc>
+          <w:tcPr>
+            <w:tcW w:type="dxa" w:w="4929"/>
+          </w:tcPr>
+          <w:p>
+            <w:r>
+              <w:t>1) SW는 각 안전 관련 입력의 수신 시각과 형식/범위를 확인한다. 2) 형식/범위를 벗어나면 그 입력을 판단 로직 반영 전에 거절한다(SWR-013b). 3) 입력이 200ms 초과 갱신되지 않으면 100ms 이내 DEGRADED로 전이한다(SWR-013a).</w:t>
+            </w:r>
+          </w:p>
+        </w:tc>
+      </w:tr>
+      <w:tr>
+        <w:tc>
+          <w:tcPr>
+            <w:tcW w:type="dxa" w:w="4929"/>
+          </w:tcPr>
+          <w:p>
+            <w:r>
+              <w:t>대안 흐름</w:t>
+            </w:r>
+          </w:p>
+        </w:tc>
+        <w:tc>
+          <w:tcPr>
+            <w:tcW w:type="dxa" w:w="4929"/>
+          </w:tcPr>
+          <w:p>
+            <w:r>
+              <w:t>입력이 유효범위 내이고 freshness 조건을 만족하면 정상적으로 UC-SR001/002/004로 값이 전달된다.</w:t>
+            </w:r>
+          </w:p>
+        </w:tc>
+      </w:tr>
+      <w:tr>
+        <w:tc>
+          <w:tcPr>
+            <w:tcW w:type="dxa" w:w="4929"/>
+          </w:tcPr>
+          <w:p>
+            <w:r>
+              <w:t>예외 흐름</w:t>
+            </w:r>
+          </w:p>
+        </w:tc>
+        <w:tc>
+          <w:tcPr>
+            <w:tcW w:type="dxa" w:w="4929"/>
+          </w:tcPr>
+          <w:p>
+            <w:r>
+              <w:t>없음(이 Use Case 자체가 다른 Use Case의 예외 처리 경로 역할을 한다).</w:t>
+            </w:r>
+          </w:p>
+        </w:tc>
+      </w:tr>
+      <w:tr>
+        <w:tc>
+          <w:tcPr>
+            <w:tcW w:type="dxa" w:w="4929"/>
+          </w:tcPr>
+          <w:p>
+            <w:r>
+              <w:t>사후조건</w:t>
+            </w:r>
+          </w:p>
+        </w:tc>
+        <w:tc>
+          <w:tcPr>
+            <w:tcW w:type="dxa" w:w="4929"/>
+          </w:tcPr>
+          <w:p>
+            <w:r>
+              <w:t>사후조건: 무효/stale 입력은 판단에 반영되지 않고, 필요 시 시스템 상태가 DEGRADED로 기록된다.</w:t>
+            </w:r>
+          </w:p>
+        </w:tc>
+      </w:tr>
+    </w:tbl>
     <w:p>
       <w:pPr>
         <w:pStyle w:val="Heading2"/>
@@ -1509,54 +1878,177 @@
         <w:t>UC-SR004 — 센서 고장 시 출력 유지</w:t>
       </w:r>
     </w:p>
-    <w:p>
-      <w:r>
-        <w:rPr>
-          <w:b w:val="0"/>
-        </w:rPr>
-        <w:t>기본 정보: ID: UC-SR004 / 명칭: 센서 고장 시 출력 유지 / 주 액터: Vehicle / 관련 요구사항: SWR-021a, SWR-021b</w:t>
-      </w:r>
-    </w:p>
-    <w:p>
-      <w:r>
-        <w:rPr>
-          <w:b w:val="0"/>
-        </w:rPr>
-        <w:t>사전조건: 없음. 트리거: sensor_fault가 TRUE로 전이.</w:t>
-      </w:r>
-    </w:p>
-    <w:p>
-      <w:r>
-        <w:rPr>
-          <w:b w:val="0"/>
-        </w:rPr>
-        <w:t>기본 흐름: 1) Vehicle이 sensor_fault=TRUE를 전송한다. 2) SW는 새 명령을 적용하지 않고 직전 확정 좌/우 출력을 유지한다(SWR-021a). 3) SW는 시스템 상태를 FAULT로 설정하고 경고코드를 제공한다(SWR-021b).</w:t>
-      </w:r>
-    </w:p>
-    <w:p>
-      <w:r>
-        <w:rPr>
-          <w:b w:val="0"/>
-        </w:rPr>
-        <w:t>대안 흐름: 없음.</w:t>
-      </w:r>
-    </w:p>
-    <w:p>
-      <w:r>
-        <w:rPr>
-          <w:b w:val="0"/>
-        </w:rPr>
-        <w:t>예외 흐름: sensor_fault 입력 자체가 형식 오류이면 UC-SR003(SWR-013b)에 따라 거절되고, 이 경우 sensor_fault는 이전 유효값으로 간주한다.</w:t>
-      </w:r>
-    </w:p>
-    <w:p>
-      <w:r>
-        <w:rPr>
-          <w:b w:val="0"/>
-        </w:rPr>
-        <w:t>사후조건: FAULT 상태가 유지되고, sensor_fault가 다시 FALSE가 되기 전까지 출력이 고정된다.</w:t>
-      </w:r>
-    </w:p>
+    <w:tbl>
+      <w:tblPr>
+        <w:tblStyle w:val="TableGrid"/>
+        <w:tblW w:type="auto" w:w="0"/>
+        <w:tblLook w:firstColumn="1" w:firstRow="1" w:lastColumn="0" w:lastRow="0" w:noHBand="0" w:noVBand="1" w:val="04A0"/>
+      </w:tblPr>
+      <w:tblGrid>
+        <w:gridCol w:w="4929"/>
+        <w:gridCol w:w="4929"/>
+      </w:tblGrid>
+      <w:tr>
+        <w:tc>
+          <w:tcPr>
+            <w:tcW w:type="dxa" w:w="4929"/>
+          </w:tcPr>
+          <w:p>
+            <w:r>
+              <w:rPr>
+                <w:b/>
+              </w:rPr>
+              <w:t>항목</w:t>
+            </w:r>
+          </w:p>
+        </w:tc>
+        <w:tc>
+          <w:tcPr>
+            <w:tcW w:type="dxa" w:w="4929"/>
+          </w:tcPr>
+          <w:p>
+            <w:r>
+              <w:rPr>
+                <w:b/>
+              </w:rPr>
+              <w:t>내용</w:t>
+            </w:r>
+          </w:p>
+        </w:tc>
+      </w:tr>
+      <w:tr>
+        <w:tc>
+          <w:tcPr>
+            <w:tcW w:type="dxa" w:w="4929"/>
+          </w:tcPr>
+          <w:p>
+            <w:r>
+              <w:t>기본 정보</w:t>
+            </w:r>
+          </w:p>
+        </w:tc>
+        <w:tc>
+          <w:tcPr>
+            <w:tcW w:type="dxa" w:w="4929"/>
+          </w:tcPr>
+          <w:p>
+            <w:r>
+              <w:t>ID: UC-SR004 / 명칭: 센서 고장 시 출력 유지 / 주 액터: Vehicle / 관련 요구사항: SWR-021a, SWR-021b</w:t>
+            </w:r>
+          </w:p>
+        </w:tc>
+      </w:tr>
+      <w:tr>
+        <w:tc>
+          <w:tcPr>
+            <w:tcW w:type="dxa" w:w="4929"/>
+          </w:tcPr>
+          <w:p>
+            <w:r>
+              <w:t>사전조건/트리거</w:t>
+            </w:r>
+          </w:p>
+        </w:tc>
+        <w:tc>
+          <w:tcPr>
+            <w:tcW w:type="dxa" w:w="4929"/>
+          </w:tcPr>
+          <w:p>
+            <w:r>
+              <w:t>없음. 트리거: sensor_fault가 TRUE로 전이.</w:t>
+            </w:r>
+          </w:p>
+        </w:tc>
+      </w:tr>
+      <w:tr>
+        <w:tc>
+          <w:tcPr>
+            <w:tcW w:type="dxa" w:w="4929"/>
+          </w:tcPr>
+          <w:p>
+            <w:r>
+              <w:t>기본 흐름</w:t>
+            </w:r>
+          </w:p>
+        </w:tc>
+        <w:tc>
+          <w:tcPr>
+            <w:tcW w:type="dxa" w:w="4929"/>
+          </w:tcPr>
+          <w:p>
+            <w:r>
+              <w:t>1) Vehicle이 sensor_fault=TRUE를 전송한다. 2) SW는 새 명령을 적용하지 않고 직전 확정 좌/우 출력을 유지한다(SWR-021a). 3) SW는 시스템 상태를 FAULT로 설정하고 경고코드를 제공한다(SWR-021b).</w:t>
+            </w:r>
+          </w:p>
+        </w:tc>
+      </w:tr>
+      <w:tr>
+        <w:tc>
+          <w:tcPr>
+            <w:tcW w:type="dxa" w:w="4929"/>
+          </w:tcPr>
+          <w:p>
+            <w:r>
+              <w:t>대안 흐름</w:t>
+            </w:r>
+          </w:p>
+        </w:tc>
+        <w:tc>
+          <w:tcPr>
+            <w:tcW w:type="dxa" w:w="4929"/>
+          </w:tcPr>
+          <w:p>
+            <w:r>
+              <w:t>없음.</w:t>
+            </w:r>
+          </w:p>
+        </w:tc>
+      </w:tr>
+      <w:tr>
+        <w:tc>
+          <w:tcPr>
+            <w:tcW w:type="dxa" w:w="4929"/>
+          </w:tcPr>
+          <w:p>
+            <w:r>
+              <w:t>예외 흐름</w:t>
+            </w:r>
+          </w:p>
+        </w:tc>
+        <w:tc>
+          <w:tcPr>
+            <w:tcW w:type="dxa" w:w="4929"/>
+          </w:tcPr>
+          <w:p>
+            <w:r>
+              <w:t>sensor_fault 입력 자체가 형식 오류이면 UC-SR003(SWR-013b)에 따라 거절되고, 이 경우 sensor_fault는 이전 유효값으로 간주한다.</w:t>
+            </w:r>
+          </w:p>
+        </w:tc>
+      </w:tr>
+      <w:tr>
+        <w:tc>
+          <w:tcPr>
+            <w:tcW w:type="dxa" w:w="4929"/>
+          </w:tcPr>
+          <w:p>
+            <w:r>
+              <w:t>사후조건</w:t>
+            </w:r>
+          </w:p>
+        </w:tc>
+        <w:tc>
+          <w:tcPr>
+            <w:tcW w:type="dxa" w:w="4929"/>
+          </w:tcPr>
+          <w:p>
+            <w:r>
+              <w:t>사후조건: FAULT 상태가 유지되고, sensor_fault가 다시 FALSE가 되기 전까지 출력이 고정된다.</w:t>
+            </w:r>
+          </w:p>
+        </w:tc>
+      </w:tr>
+    </w:tbl>
     <w:p>
       <w:pPr>
         <w:pStyle w:val="Heading1"/>
